--- a/黄浩昀/语法巩固方案/教师版/第8课_语法讲义与练习_教师版.docx
+++ b/黄浩昀/语法巩固方案/教师版/第8课_语法讲义与练习_教师版.docx
@@ -14,7 +14,7 @@
           <w:color w:val="1F4E79"/>
           <w:sz w:val="32"/>
         </w:rPr>
-        <w:t>第 8 课 · 时态大综合</w:t>
+        <w:t>第 8 课 · 句子成分与句型</w:t>
       </w:r>
     </w:p>
     <w:p>
@@ -29,7 +29,7 @@
           <w:color w:val="888888"/>
           <w:sz w:val="20"/>
         </w:rPr>
-        <w:t>【复习课 · 强项巩固 + 新知：过去完成时】黄浩昀 · 语法巩固与学习系列 · 教师版</w:t>
+        <w:t>【复习50% + 新知50% · 新知：被动语态·各时态完整】黄浩昀 · 语法巩固与学习系列 · 教师版</w:t>
       </w:r>
     </w:p>
     <w:p>
@@ -59,7 +59,37 @@
           <w:color w:val="2E75B6"/>
           <w:sz w:val="24"/>
         </w:rPr>
-        <w:t>8.1 时态骨架</w:t>
+        <w:t>8.0 复习板块（50%）· 八年级系统板块：句子成分与五种句型</w:t>
+      </w:r>
+    </w:p>
+    <w:p>
+      <w:pPr>
+        <w:pStyle w:val="ListBullet"/>
+        <w:spacing w:after="20"/>
+      </w:pPr>
+      <w:r>
+        <w:rPr>
+          <w:rFonts w:ascii="Times New Roman" w:hAnsi="Times New Roman" w:eastAsia="微软雅黑"/>
+          <w:b w:val="0"/>
+          <w:i w:val="0"/>
+          <w:sz w:val="22"/>
+        </w:rPr>
+        <w:t>—— 本课复习八年级系统板块 ——</w:t>
+      </w:r>
+    </w:p>
+    <w:p>
+      <w:pPr>
+        <w:spacing w:before="80"/>
+      </w:pPr>
+      <w:r>
+        <w:rPr>
+          <w:rFonts w:ascii="Times New Roman" w:hAnsi="Times New Roman" w:eastAsia="微软雅黑"/>
+          <w:b/>
+          <w:i w:val="0"/>
+          <w:color w:val="2E75B6"/>
+          <w:sz w:val="24"/>
+        </w:rPr>
+        <w:t>8.1 句子成分框架表</w:t>
       </w:r>
     </w:p>
     <w:tbl>
@@ -91,7 +121,7 @@
                 <w:color w:val="FFFFFF"/>
                 <w:sz w:val="20"/>
               </w:rPr>
-              <w:t>时态</w:t>
+              <w:t>成分</w:t>
             </w:r>
           </w:p>
         </w:tc>
@@ -110,7 +140,7 @@
                 <w:color w:val="FFFFFF"/>
                 <w:sz w:val="20"/>
               </w:rPr>
-              <w:t>构成</w:t>
+              <w:t>作用</w:t>
             </w:r>
           </w:p>
         </w:tc>
@@ -129,7 +159,7 @@
                 <w:color w:val="FFFFFF"/>
                 <w:sz w:val="20"/>
               </w:rPr>
-              <w:t>标志</w:t>
+              <w:t>常见词性</w:t>
             </w:r>
           </w:p>
         </w:tc>
@@ -167,7 +197,7 @@
                 <w:i w:val="0"/>
                 <w:sz w:val="20"/>
               </w:rPr>
-              <w:t>一般现在</w:t>
+              <w:t>主语</w:t>
             </w:r>
           </w:p>
         </w:tc>
@@ -184,7 +214,7 @@
                 <w:i w:val="0"/>
                 <w:sz w:val="20"/>
               </w:rPr>
-              <w:t>do/does</w:t>
+              <w:t>动作发出者/谈论对象</w:t>
             </w:r>
           </w:p>
         </w:tc>
@@ -201,7 +231,7 @@
                 <w:i w:val="0"/>
                 <w:sz w:val="20"/>
               </w:rPr>
-              <w:t>always, every day</w:t>
+              <w:t>名词/代词/动名词</w:t>
             </w:r>
           </w:p>
         </w:tc>
@@ -218,7 +248,7 @@
                 <w:i w:val="0"/>
                 <w:sz w:val="20"/>
               </w:rPr>
-              <w:t>He gets up at seven.</w:t>
+              <w:t>Reading is a good habit.</w:t>
             </w:r>
           </w:p>
         </w:tc>
@@ -237,7 +267,7 @@
                 <w:i w:val="0"/>
                 <w:sz w:val="20"/>
               </w:rPr>
-              <w:t>一般过去</w:t>
+              <w:t>谓语</w:t>
             </w:r>
           </w:p>
         </w:tc>
@@ -254,7 +284,7 @@
                 <w:i w:val="0"/>
                 <w:sz w:val="20"/>
               </w:rPr>
-              <w:t>did</w:t>
+              <w:t>动作或状态</w:t>
             </w:r>
           </w:p>
         </w:tc>
@@ -271,7 +301,7 @@
                 <w:i w:val="0"/>
                 <w:sz w:val="20"/>
               </w:rPr>
-              <w:t>yesterday, ago</w:t>
+              <w:t>动词</w:t>
             </w:r>
           </w:p>
         </w:tc>
@@ -288,7 +318,7 @@
                 <w:i w:val="0"/>
                 <w:sz w:val="20"/>
               </w:rPr>
-              <w:t>I visited Beijing last year.</w:t>
+              <w:t>She teaches English.</w:t>
             </w:r>
           </w:p>
         </w:tc>
@@ -307,7 +337,7 @@
                 <w:i w:val="0"/>
                 <w:sz w:val="20"/>
               </w:rPr>
-              <w:t>一般将来</w:t>
+              <w:t>宾语</w:t>
             </w:r>
           </w:p>
         </w:tc>
@@ -324,7 +354,7 @@
                 <w:i w:val="0"/>
                 <w:sz w:val="20"/>
               </w:rPr>
-              <w:t>will do</w:t>
+              <w:t>动作承受者</w:t>
             </w:r>
           </w:p>
         </w:tc>
@@ -341,7 +371,7 @@
                 <w:i w:val="0"/>
                 <w:sz w:val="20"/>
               </w:rPr>
-              <w:t>tomorrow, next</w:t>
+              <w:t>名词/代词</w:t>
             </w:r>
           </w:p>
         </w:tc>
@@ -358,7 +388,7 @@
                 <w:i w:val="0"/>
                 <w:sz w:val="20"/>
               </w:rPr>
-              <w:t>She will come tomorrow.</w:t>
+              <w:t>I like music.</w:t>
             </w:r>
           </w:p>
         </w:tc>
@@ -377,7 +407,7 @@
                 <w:i w:val="0"/>
                 <w:sz w:val="20"/>
               </w:rPr>
-              <w:t>现在进行</w:t>
+              <w:t>宾补</w:t>
             </w:r>
           </w:p>
         </w:tc>
@@ -394,7 +424,7 @@
                 <w:i w:val="0"/>
                 <w:sz w:val="20"/>
               </w:rPr>
-              <w:t>am/is/are doing</w:t>
+              <w:t>补充说明宾语</w:t>
             </w:r>
           </w:p>
         </w:tc>
@@ -411,7 +441,7 @@
                 <w:i w:val="0"/>
                 <w:sz w:val="20"/>
               </w:rPr>
-              <w:t>now, look</w:t>
+              <w:t>形容词/名词/不定式</w:t>
             </w:r>
           </w:p>
         </w:tc>
@@ -428,7 +458,7 @@
                 <w:i w:val="0"/>
                 <w:sz w:val="20"/>
               </w:rPr>
-              <w:t>They are playing now.</w:t>
+              <w:t>The news made me happy.</w:t>
             </w:r>
           </w:p>
         </w:tc>
@@ -447,7 +477,7 @@
                 <w:i w:val="0"/>
                 <w:sz w:val="20"/>
               </w:rPr>
-              <w:t>过去进行</w:t>
+              <w:t>状语</w:t>
             </w:r>
           </w:p>
         </w:tc>
@@ -464,7 +494,7 @@
                 <w:i w:val="0"/>
                 <w:sz w:val="20"/>
               </w:rPr>
-              <w:t>was/were doing</w:t>
+              <w:t>修饰动作（时间/地点/方式）</w:t>
             </w:r>
           </w:p>
         </w:tc>
@@ -481,7 +511,7 @@
                 <w:i w:val="0"/>
                 <w:sz w:val="20"/>
               </w:rPr>
-              <w:t>at that time</w:t>
+              <w:t>副词/介词短语</w:t>
             </w:r>
           </w:p>
         </w:tc>
@@ -498,147 +528,7 @@
                 <w:i w:val="0"/>
                 <w:sz w:val="20"/>
               </w:rPr>
-              <w:t>I was reading when he came.</w:t>
-            </w:r>
-          </w:p>
-        </w:tc>
-      </w:tr>
-      <w:tr>
-        <w:tc>
-          <w:tcPr>
-            <w:tcW w:type="dxa" w:w="2550"/>
-          </w:tcPr>
-          <w:p>
-            <w:r/>
-            <w:r>
-              <w:rPr>
-                <w:rFonts w:ascii="Times New Roman" w:hAnsi="Times New Roman" w:eastAsia="微软雅黑"/>
-                <w:b w:val="0"/>
-                <w:i w:val="0"/>
-                <w:sz w:val="20"/>
-              </w:rPr>
-              <w:t>现在完成</w:t>
-            </w:r>
-          </w:p>
-        </w:tc>
-        <w:tc>
-          <w:tcPr>
-            <w:tcW w:type="dxa" w:w="2550"/>
-          </w:tcPr>
-          <w:p>
-            <w:r/>
-            <w:r>
-              <w:rPr>
-                <w:rFonts w:ascii="Times New Roman" w:hAnsi="Times New Roman" w:eastAsia="微软雅黑"/>
-                <w:b w:val="0"/>
-                <w:i w:val="0"/>
-                <w:sz w:val="20"/>
-              </w:rPr>
-              <w:t>have/has done</w:t>
-            </w:r>
-          </w:p>
-        </w:tc>
-        <w:tc>
-          <w:tcPr>
-            <w:tcW w:type="dxa" w:w="2550"/>
-          </w:tcPr>
-          <w:p>
-            <w:r/>
-            <w:r>
-              <w:rPr>
-                <w:rFonts w:ascii="Times New Roman" w:hAnsi="Times New Roman" w:eastAsia="微软雅黑"/>
-                <w:b w:val="0"/>
-                <w:i w:val="0"/>
-                <w:sz w:val="20"/>
-              </w:rPr>
-              <w:t>already, since, for</w:t>
-            </w:r>
-          </w:p>
-        </w:tc>
-        <w:tc>
-          <w:tcPr>
-            <w:tcW w:type="dxa" w:w="2550"/>
-          </w:tcPr>
-          <w:p>
-            <w:r/>
-            <w:r>
-              <w:rPr>
-                <w:rFonts w:ascii="Times New Roman" w:hAnsi="Times New Roman" w:eastAsia="微软雅黑"/>
-                <w:b w:val="0"/>
-                <w:i w:val="0"/>
-                <w:sz w:val="20"/>
-              </w:rPr>
-              <w:t>He has lived here since 2020.</w:t>
-            </w:r>
-          </w:p>
-        </w:tc>
-      </w:tr>
-      <w:tr>
-        <w:tc>
-          <w:tcPr>
-            <w:tcW w:type="dxa" w:w="2550"/>
-          </w:tcPr>
-          <w:p>
-            <w:r/>
-            <w:r>
-              <w:rPr>
-                <w:rFonts w:ascii="Times New Roman" w:hAnsi="Times New Roman" w:eastAsia="微软雅黑"/>
-                <w:b w:val="0"/>
-                <w:i w:val="0"/>
-                <w:sz w:val="20"/>
-              </w:rPr>
-              <w:t>过去完成</w:t>
-            </w:r>
-          </w:p>
-        </w:tc>
-        <w:tc>
-          <w:tcPr>
-            <w:tcW w:type="dxa" w:w="2550"/>
-          </w:tcPr>
-          <w:p>
-            <w:r/>
-            <w:r>
-              <w:rPr>
-                <w:rFonts w:ascii="Times New Roman" w:hAnsi="Times New Roman" w:eastAsia="微软雅黑"/>
-                <w:b w:val="0"/>
-                <w:i w:val="0"/>
-                <w:sz w:val="20"/>
-              </w:rPr>
-              <w:t>had done</w:t>
-            </w:r>
-          </w:p>
-        </w:tc>
-        <w:tc>
-          <w:tcPr>
-            <w:tcW w:type="dxa" w:w="2550"/>
-          </w:tcPr>
-          <w:p>
-            <w:r/>
-            <w:r>
-              <w:rPr>
-                <w:rFonts w:ascii="Times New Roman" w:hAnsi="Times New Roman" w:eastAsia="微软雅黑"/>
-                <w:b w:val="0"/>
-                <w:i w:val="0"/>
-                <w:sz w:val="20"/>
-              </w:rPr>
-              <w:t>by then, before</w:t>
-            </w:r>
-          </w:p>
-        </w:tc>
-        <w:tc>
-          <w:tcPr>
-            <w:tcW w:type="dxa" w:w="2550"/>
-          </w:tcPr>
-          <w:p>
-            <w:r/>
-            <w:r>
-              <w:rPr>
-                <w:rFonts w:ascii="Times New Roman" w:hAnsi="Times New Roman" w:eastAsia="微软雅黑"/>
-                <w:b w:val="0"/>
-                <w:i w:val="0"/>
-                <w:sz w:val="20"/>
-              </w:rPr>
-              <w:t>She had finished before I arrived.</w:t>
+              <w:t>He runs fast.</w:t>
             </w:r>
           </w:p>
         </w:tc>
@@ -656,7 +546,834 @@
           <w:color w:val="2E75B6"/>
           <w:sz w:val="24"/>
         </w:rPr>
-        <w:t>8.2 for 与 since</w:t>
+        <w:t>8.2 五种基本句型框架表</w:t>
+      </w:r>
+    </w:p>
+    <w:tbl>
+      <w:tblPr>
+        <w:tblStyle w:val="TableGrid"/>
+        <w:tblW w:type="auto" w:w="0"/>
+        <w:jc w:val="center"/>
+        <w:tblLook w:firstColumn="1" w:firstRow="1" w:lastColumn="0" w:lastRow="0" w:noHBand="0" w:noVBand="1" w:val="04A0"/>
+      </w:tblPr>
+      <w:tblGrid>
+        <w:gridCol w:w="3400"/>
+        <w:gridCol w:w="3400"/>
+        <w:gridCol w:w="3400"/>
+      </w:tblGrid>
+      <w:tr>
+        <w:tc>
+          <w:tcPr>
+            <w:tcW w:type="dxa" w:w="3400"/>
+            <w:shd w:val="clear" w:fill="1F4E79"/>
+          </w:tcPr>
+          <w:p>
+            <w:r/>
+            <w:r>
+              <w:rPr>
+                <w:rFonts w:ascii="Times New Roman" w:hAnsi="Times New Roman" w:eastAsia="微软雅黑"/>
+                <w:b/>
+                <w:i w:val="0"/>
+                <w:color w:val="FFFFFF"/>
+                <w:sz w:val="20"/>
+              </w:rPr>
+              <w:t>句型</w:t>
+            </w:r>
+          </w:p>
+        </w:tc>
+        <w:tc>
+          <w:tcPr>
+            <w:tcW w:type="dxa" w:w="3400"/>
+            <w:shd w:val="clear" w:fill="1F4E79"/>
+          </w:tcPr>
+          <w:p>
+            <w:r/>
+            <w:r>
+              <w:rPr>
+                <w:rFonts w:ascii="Times New Roman" w:hAnsi="Times New Roman" w:eastAsia="微软雅黑"/>
+                <w:b/>
+                <w:i w:val="0"/>
+                <w:color w:val="FFFFFF"/>
+                <w:sz w:val="20"/>
+              </w:rPr>
+              <w:t>结构</w:t>
+            </w:r>
+          </w:p>
+        </w:tc>
+        <w:tc>
+          <w:tcPr>
+            <w:tcW w:type="dxa" w:w="3400"/>
+            <w:shd w:val="clear" w:fill="1F4E79"/>
+          </w:tcPr>
+          <w:p>
+            <w:r/>
+            <w:r>
+              <w:rPr>
+                <w:rFonts w:ascii="Times New Roman" w:hAnsi="Times New Roman" w:eastAsia="微软雅黑"/>
+                <w:b/>
+                <w:i w:val="0"/>
+                <w:color w:val="FFFFFF"/>
+                <w:sz w:val="20"/>
+              </w:rPr>
+              <w:t>例句</w:t>
+            </w:r>
+          </w:p>
+        </w:tc>
+      </w:tr>
+      <w:tr>
+        <w:tc>
+          <w:tcPr>
+            <w:tcW w:type="dxa" w:w="3400"/>
+          </w:tcPr>
+          <w:p>
+            <w:r/>
+            <w:r>
+              <w:rPr>
+                <w:rFonts w:ascii="Times New Roman" w:hAnsi="Times New Roman" w:eastAsia="微软雅黑"/>
+                <w:b w:val="0"/>
+                <w:i w:val="0"/>
+                <w:sz w:val="20"/>
+              </w:rPr>
+              <w:t>主谓</w:t>
+            </w:r>
+          </w:p>
+        </w:tc>
+        <w:tc>
+          <w:tcPr>
+            <w:tcW w:type="dxa" w:w="3400"/>
+          </w:tcPr>
+          <w:p>
+            <w:r/>
+            <w:r>
+              <w:rPr>
+                <w:rFonts w:ascii="Times New Roman" w:hAnsi="Times New Roman" w:eastAsia="微软雅黑"/>
+                <w:b w:val="0"/>
+                <w:i w:val="0"/>
+                <w:sz w:val="20"/>
+              </w:rPr>
+              <w:t>S + V</w:t>
+            </w:r>
+          </w:p>
+        </w:tc>
+        <w:tc>
+          <w:tcPr>
+            <w:tcW w:type="dxa" w:w="3400"/>
+          </w:tcPr>
+          <w:p>
+            <w:r/>
+            <w:r>
+              <w:rPr>
+                <w:rFonts w:ascii="Times New Roman" w:hAnsi="Times New Roman" w:eastAsia="微软雅黑"/>
+                <w:b w:val="0"/>
+                <w:i w:val="0"/>
+                <w:sz w:val="20"/>
+              </w:rPr>
+              <w:t>He runs.</w:t>
+            </w:r>
+          </w:p>
+        </w:tc>
+      </w:tr>
+      <w:tr>
+        <w:tc>
+          <w:tcPr>
+            <w:tcW w:type="dxa" w:w="3400"/>
+          </w:tcPr>
+          <w:p>
+            <w:r/>
+            <w:r>
+              <w:rPr>
+                <w:rFonts w:ascii="Times New Roman" w:hAnsi="Times New Roman" w:eastAsia="微软雅黑"/>
+                <w:b w:val="0"/>
+                <w:i w:val="0"/>
+                <w:sz w:val="20"/>
+              </w:rPr>
+              <w:t>主谓宾</w:t>
+            </w:r>
+          </w:p>
+        </w:tc>
+        <w:tc>
+          <w:tcPr>
+            <w:tcW w:type="dxa" w:w="3400"/>
+          </w:tcPr>
+          <w:p>
+            <w:r/>
+            <w:r>
+              <w:rPr>
+                <w:rFonts w:ascii="Times New Roman" w:hAnsi="Times New Roman" w:eastAsia="微软雅黑"/>
+                <w:b w:val="0"/>
+                <w:i w:val="0"/>
+                <w:sz w:val="20"/>
+              </w:rPr>
+              <w:t>S + V + O</w:t>
+            </w:r>
+          </w:p>
+        </w:tc>
+        <w:tc>
+          <w:tcPr>
+            <w:tcW w:type="dxa" w:w="3400"/>
+          </w:tcPr>
+          <w:p>
+            <w:r/>
+            <w:r>
+              <w:rPr>
+                <w:rFonts w:ascii="Times New Roman" w:hAnsi="Times New Roman" w:eastAsia="微软雅黑"/>
+                <w:b w:val="0"/>
+                <w:i w:val="0"/>
+                <w:sz w:val="20"/>
+              </w:rPr>
+              <w:t>I like music.</w:t>
+            </w:r>
+          </w:p>
+        </w:tc>
+      </w:tr>
+      <w:tr>
+        <w:tc>
+          <w:tcPr>
+            <w:tcW w:type="dxa" w:w="3400"/>
+          </w:tcPr>
+          <w:p>
+            <w:r/>
+            <w:r>
+              <w:rPr>
+                <w:rFonts w:ascii="Times New Roman" w:hAnsi="Times New Roman" w:eastAsia="微软雅黑"/>
+                <w:b w:val="0"/>
+                <w:i w:val="0"/>
+                <w:sz w:val="20"/>
+              </w:rPr>
+              <w:t>主系表</w:t>
+            </w:r>
+          </w:p>
+        </w:tc>
+        <w:tc>
+          <w:tcPr>
+            <w:tcW w:type="dxa" w:w="3400"/>
+          </w:tcPr>
+          <w:p>
+            <w:r/>
+            <w:r>
+              <w:rPr>
+                <w:rFonts w:ascii="Times New Roman" w:hAnsi="Times New Roman" w:eastAsia="微软雅黑"/>
+                <w:b w:val="0"/>
+                <w:i w:val="0"/>
+                <w:sz w:val="20"/>
+              </w:rPr>
+              <w:t>S + V + P</w:t>
+            </w:r>
+          </w:p>
+        </w:tc>
+        <w:tc>
+          <w:tcPr>
+            <w:tcW w:type="dxa" w:w="3400"/>
+          </w:tcPr>
+          <w:p>
+            <w:r/>
+            <w:r>
+              <w:rPr>
+                <w:rFonts w:ascii="Times New Roman" w:hAnsi="Times New Roman" w:eastAsia="微软雅黑"/>
+                <w:b w:val="0"/>
+                <w:i w:val="0"/>
+                <w:sz w:val="20"/>
+              </w:rPr>
+              <w:t>She is a teacher.</w:t>
+            </w:r>
+          </w:p>
+        </w:tc>
+      </w:tr>
+      <w:tr>
+        <w:tc>
+          <w:tcPr>
+            <w:tcW w:type="dxa" w:w="3400"/>
+          </w:tcPr>
+          <w:p>
+            <w:r/>
+            <w:r>
+              <w:rPr>
+                <w:rFonts w:ascii="Times New Roman" w:hAnsi="Times New Roman" w:eastAsia="微软雅黑"/>
+                <w:b w:val="0"/>
+                <w:i w:val="0"/>
+                <w:sz w:val="20"/>
+              </w:rPr>
+              <w:t>主谓双宾</w:t>
+            </w:r>
+          </w:p>
+        </w:tc>
+        <w:tc>
+          <w:tcPr>
+            <w:tcW w:type="dxa" w:w="3400"/>
+          </w:tcPr>
+          <w:p>
+            <w:r/>
+            <w:r>
+              <w:rPr>
+                <w:rFonts w:ascii="Times New Roman" w:hAnsi="Times New Roman" w:eastAsia="微软雅黑"/>
+                <w:b w:val="0"/>
+                <w:i w:val="0"/>
+                <w:sz w:val="20"/>
+              </w:rPr>
+              <w:t>S + V + Oi + Od</w:t>
+            </w:r>
+          </w:p>
+        </w:tc>
+        <w:tc>
+          <w:tcPr>
+            <w:tcW w:type="dxa" w:w="3400"/>
+          </w:tcPr>
+          <w:p>
+            <w:r/>
+            <w:r>
+              <w:rPr>
+                <w:rFonts w:ascii="Times New Roman" w:hAnsi="Times New Roman" w:eastAsia="微软雅黑"/>
+                <w:b w:val="0"/>
+                <w:i w:val="0"/>
+                <w:sz w:val="20"/>
+              </w:rPr>
+              <w:t>He gave me a book.</w:t>
+            </w:r>
+          </w:p>
+        </w:tc>
+      </w:tr>
+      <w:tr>
+        <w:tc>
+          <w:tcPr>
+            <w:tcW w:type="dxa" w:w="3400"/>
+          </w:tcPr>
+          <w:p>
+            <w:r/>
+            <w:r>
+              <w:rPr>
+                <w:rFonts w:ascii="Times New Roman" w:hAnsi="Times New Roman" w:eastAsia="微软雅黑"/>
+                <w:b w:val="0"/>
+                <w:i w:val="0"/>
+                <w:sz w:val="20"/>
+              </w:rPr>
+              <w:t>主谓宾补</w:t>
+            </w:r>
+          </w:p>
+        </w:tc>
+        <w:tc>
+          <w:tcPr>
+            <w:tcW w:type="dxa" w:w="3400"/>
+          </w:tcPr>
+          <w:p>
+            <w:r/>
+            <w:r>
+              <w:rPr>
+                <w:rFonts w:ascii="Times New Roman" w:hAnsi="Times New Roman" w:eastAsia="微软雅黑"/>
+                <w:b w:val="0"/>
+                <w:i w:val="0"/>
+                <w:sz w:val="20"/>
+              </w:rPr>
+              <w:t>S + V + O + C</w:t>
+            </w:r>
+          </w:p>
+        </w:tc>
+        <w:tc>
+          <w:tcPr>
+            <w:tcW w:type="dxa" w:w="3400"/>
+          </w:tcPr>
+          <w:p>
+            <w:r/>
+            <w:r>
+              <w:rPr>
+                <w:rFonts w:ascii="Times New Roman" w:hAnsi="Times New Roman" w:eastAsia="微软雅黑"/>
+                <w:b w:val="0"/>
+                <w:i w:val="0"/>
+                <w:sz w:val="20"/>
+              </w:rPr>
+              <w:t>The news made me happy.</w:t>
+            </w:r>
+          </w:p>
+        </w:tc>
+      </w:tr>
+    </w:tbl>
+    <w:p>
+      <w:pPr>
+        <w:spacing w:before="80"/>
+      </w:pPr>
+      <w:r>
+        <w:rPr>
+          <w:rFonts w:ascii="Times New Roman" w:hAnsi="Times New Roman" w:eastAsia="微软雅黑"/>
+          <w:b/>
+          <w:i w:val="0"/>
+          <w:color w:val="2E75B6"/>
+          <w:sz w:val="24"/>
+        </w:rPr>
+        <w:t>8.3 长难句成分拆解</w:t>
+      </w:r>
+    </w:p>
+    <w:p>
+      <w:pPr>
+        <w:spacing w:lineRule="auto" w:line="312" w:after="20"/>
+        <w:ind w:left="340"/>
+      </w:pPr>
+      <w:r>
+        <w:rPr>
+          <w:rFonts w:ascii="Times New Roman" w:hAnsi="Times New Roman" w:eastAsia="微软雅黑"/>
+          <w:b w:val="0"/>
+          <w:i/>
+          <w:sz w:val="22"/>
+        </w:rPr>
+        <w:t xml:space="preserve">The good news, which came this morning, made everyone happy.　</w:t>
+      </w:r>
+      <w:r>
+        <w:rPr>
+          <w:rFonts w:ascii="Times New Roman" w:hAnsi="Times New Roman" w:eastAsia="微软雅黑"/>
+          <w:b w:val="0"/>
+          <w:i w:val="0"/>
+          <w:color w:val="595959"/>
+          <w:sz w:val="22"/>
+        </w:rPr>
+        <w:t>今早到来的好消息让每个人都开心。（主语 The good news + 定语从句 + 谓语 made + 宾语 everyone + 宾补 happy）</w:t>
+      </w:r>
+    </w:p>
+    <w:p>
+      <w:pPr>
+        <w:spacing w:before="80"/>
+      </w:pPr>
+      <w:r>
+        <w:rPr>
+          <w:rFonts w:ascii="Times New Roman" w:hAnsi="Times New Roman" w:eastAsia="微软雅黑"/>
+          <w:b/>
+          <w:i w:val="0"/>
+          <w:color w:val="2E75B6"/>
+          <w:sz w:val="24"/>
+        </w:rPr>
+        <w:t>8.4 新知板块（50%）· 九年级新语法：被动语态·各时态完整</w:t>
+      </w:r>
+    </w:p>
+    <w:p>
+      <w:pPr>
+        <w:pStyle w:val="ListBullet"/>
+        <w:spacing w:after="20"/>
+      </w:pPr>
+      <w:r>
+        <w:rPr>
+          <w:rFonts w:ascii="Times New Roman" w:hAnsi="Times New Roman" w:eastAsia="微软雅黑"/>
+          <w:b w:val="0"/>
+          <w:i w:val="0"/>
+          <w:sz w:val="22"/>
+        </w:rPr>
+        <w:t>—— 本课新学九年级语法：被动语态（完整体系：各种时态被动）——</w:t>
+      </w:r>
+    </w:p>
+    <w:p>
+      <w:pPr>
+        <w:spacing w:before="80"/>
+      </w:pPr>
+      <w:r>
+        <w:rPr>
+          <w:rFonts w:ascii="Times New Roman" w:hAnsi="Times New Roman" w:eastAsia="微软雅黑"/>
+          <w:b/>
+          <w:i w:val="0"/>
+          <w:color w:val="2E75B6"/>
+          <w:sz w:val="24"/>
+        </w:rPr>
+        <w:t>8.5 被动语态各时态完整框架表</w:t>
+      </w:r>
+    </w:p>
+    <w:tbl>
+      <w:tblPr>
+        <w:tblStyle w:val="TableGrid"/>
+        <w:tblW w:type="auto" w:w="0"/>
+        <w:jc w:val="center"/>
+        <w:tblLook w:firstColumn="1" w:firstRow="1" w:lastColumn="0" w:lastRow="0" w:noHBand="0" w:noVBand="1" w:val="04A0"/>
+      </w:tblPr>
+      <w:tblGrid>
+        <w:gridCol w:w="3400"/>
+        <w:gridCol w:w="3400"/>
+        <w:gridCol w:w="3400"/>
+      </w:tblGrid>
+      <w:tr>
+        <w:tc>
+          <w:tcPr>
+            <w:tcW w:type="dxa" w:w="3400"/>
+            <w:shd w:val="clear" w:fill="1F4E79"/>
+          </w:tcPr>
+          <w:p>
+            <w:r/>
+            <w:r>
+              <w:rPr>
+                <w:rFonts w:ascii="Times New Roman" w:hAnsi="Times New Roman" w:eastAsia="微软雅黑"/>
+                <w:b/>
+                <w:i w:val="0"/>
+                <w:color w:val="FFFFFF"/>
+                <w:sz w:val="20"/>
+              </w:rPr>
+              <w:t>时态</w:t>
+            </w:r>
+          </w:p>
+        </w:tc>
+        <w:tc>
+          <w:tcPr>
+            <w:tcW w:type="dxa" w:w="3400"/>
+            <w:shd w:val="clear" w:fill="1F4E79"/>
+          </w:tcPr>
+          <w:p>
+            <w:r/>
+            <w:r>
+              <w:rPr>
+                <w:rFonts w:ascii="Times New Roman" w:hAnsi="Times New Roman" w:eastAsia="微软雅黑"/>
+                <w:b/>
+                <w:i w:val="0"/>
+                <w:color w:val="FFFFFF"/>
+                <w:sz w:val="20"/>
+              </w:rPr>
+              <w:t>被动构成</w:t>
+            </w:r>
+          </w:p>
+        </w:tc>
+        <w:tc>
+          <w:tcPr>
+            <w:tcW w:type="dxa" w:w="3400"/>
+            <w:shd w:val="clear" w:fill="1F4E79"/>
+          </w:tcPr>
+          <w:p>
+            <w:r/>
+            <w:r>
+              <w:rPr>
+                <w:rFonts w:ascii="Times New Roman" w:hAnsi="Times New Roman" w:eastAsia="微软雅黑"/>
+                <w:b/>
+                <w:i w:val="0"/>
+                <w:color w:val="FFFFFF"/>
+                <w:sz w:val="20"/>
+              </w:rPr>
+              <w:t>例句</w:t>
+            </w:r>
+          </w:p>
+        </w:tc>
+      </w:tr>
+      <w:tr>
+        <w:tc>
+          <w:tcPr>
+            <w:tcW w:type="dxa" w:w="3400"/>
+          </w:tcPr>
+          <w:p>
+            <w:r/>
+            <w:r>
+              <w:rPr>
+                <w:rFonts w:ascii="Times New Roman" w:hAnsi="Times New Roman" w:eastAsia="微软雅黑"/>
+                <w:b w:val="0"/>
+                <w:i w:val="0"/>
+                <w:sz w:val="20"/>
+              </w:rPr>
+              <w:t>一般现在</w:t>
+            </w:r>
+          </w:p>
+        </w:tc>
+        <w:tc>
+          <w:tcPr>
+            <w:tcW w:type="dxa" w:w="3400"/>
+          </w:tcPr>
+          <w:p>
+            <w:r/>
+            <w:r>
+              <w:rPr>
+                <w:rFonts w:ascii="Times New Roman" w:hAnsi="Times New Roman" w:eastAsia="微软雅黑"/>
+                <w:b w:val="0"/>
+                <w:i w:val="0"/>
+                <w:sz w:val="20"/>
+              </w:rPr>
+              <w:t>am/is/are done</w:t>
+            </w:r>
+          </w:p>
+        </w:tc>
+        <w:tc>
+          <w:tcPr>
+            <w:tcW w:type="dxa" w:w="3400"/>
+          </w:tcPr>
+          <w:p>
+            <w:r/>
+            <w:r>
+              <w:rPr>
+                <w:rFonts w:ascii="Times New Roman" w:hAnsi="Times New Roman" w:eastAsia="微软雅黑"/>
+                <w:b w:val="0"/>
+                <w:i w:val="0"/>
+                <w:sz w:val="20"/>
+              </w:rPr>
+              <w:t>The room is cleaned every day.</w:t>
+            </w:r>
+          </w:p>
+        </w:tc>
+      </w:tr>
+      <w:tr>
+        <w:tc>
+          <w:tcPr>
+            <w:tcW w:type="dxa" w:w="3400"/>
+          </w:tcPr>
+          <w:p>
+            <w:r/>
+            <w:r>
+              <w:rPr>
+                <w:rFonts w:ascii="Times New Roman" w:hAnsi="Times New Roman" w:eastAsia="微软雅黑"/>
+                <w:b w:val="0"/>
+                <w:i w:val="0"/>
+                <w:sz w:val="20"/>
+              </w:rPr>
+              <w:t>一般过去</w:t>
+            </w:r>
+          </w:p>
+        </w:tc>
+        <w:tc>
+          <w:tcPr>
+            <w:tcW w:type="dxa" w:w="3400"/>
+          </w:tcPr>
+          <w:p>
+            <w:r/>
+            <w:r>
+              <w:rPr>
+                <w:rFonts w:ascii="Times New Roman" w:hAnsi="Times New Roman" w:eastAsia="微软雅黑"/>
+                <w:b w:val="0"/>
+                <w:i w:val="0"/>
+                <w:sz w:val="20"/>
+              </w:rPr>
+              <w:t>was/were done</w:t>
+            </w:r>
+          </w:p>
+        </w:tc>
+        <w:tc>
+          <w:tcPr>
+            <w:tcW w:type="dxa" w:w="3400"/>
+          </w:tcPr>
+          <w:p>
+            <w:r/>
+            <w:r>
+              <w:rPr>
+                <w:rFonts w:ascii="Times New Roman" w:hAnsi="Times New Roman" w:eastAsia="微软雅黑"/>
+                <w:b w:val="0"/>
+                <w:i w:val="0"/>
+                <w:sz w:val="20"/>
+              </w:rPr>
+              <w:t>The bridge was built in 2020.</w:t>
+            </w:r>
+          </w:p>
+        </w:tc>
+      </w:tr>
+      <w:tr>
+        <w:tc>
+          <w:tcPr>
+            <w:tcW w:type="dxa" w:w="3400"/>
+          </w:tcPr>
+          <w:p>
+            <w:r/>
+            <w:r>
+              <w:rPr>
+                <w:rFonts w:ascii="Times New Roman" w:hAnsi="Times New Roman" w:eastAsia="微软雅黑"/>
+                <w:b w:val="0"/>
+                <w:i w:val="0"/>
+                <w:sz w:val="20"/>
+              </w:rPr>
+              <w:t>一般将来</w:t>
+            </w:r>
+          </w:p>
+        </w:tc>
+        <w:tc>
+          <w:tcPr>
+            <w:tcW w:type="dxa" w:w="3400"/>
+          </w:tcPr>
+          <w:p>
+            <w:r/>
+            <w:r>
+              <w:rPr>
+                <w:rFonts w:ascii="Times New Roman" w:hAnsi="Times New Roman" w:eastAsia="微软雅黑"/>
+                <w:b w:val="0"/>
+                <w:i w:val="0"/>
+                <w:sz w:val="20"/>
+              </w:rPr>
+              <w:t>will be done</w:t>
+            </w:r>
+          </w:p>
+        </w:tc>
+        <w:tc>
+          <w:tcPr>
+            <w:tcW w:type="dxa" w:w="3400"/>
+          </w:tcPr>
+          <w:p>
+            <w:r/>
+            <w:r>
+              <w:rPr>
+                <w:rFonts w:ascii="Times New Roman" w:hAnsi="Times New Roman" w:eastAsia="微软雅黑"/>
+                <w:b w:val="0"/>
+                <w:i w:val="0"/>
+                <w:sz w:val="20"/>
+              </w:rPr>
+              <w:t>A meeting will be held next week.</w:t>
+            </w:r>
+          </w:p>
+        </w:tc>
+      </w:tr>
+      <w:tr>
+        <w:tc>
+          <w:tcPr>
+            <w:tcW w:type="dxa" w:w="3400"/>
+          </w:tcPr>
+          <w:p>
+            <w:r/>
+            <w:r>
+              <w:rPr>
+                <w:rFonts w:ascii="Times New Roman" w:hAnsi="Times New Roman" w:eastAsia="微软雅黑"/>
+                <w:b w:val="0"/>
+                <w:i w:val="0"/>
+                <w:sz w:val="20"/>
+              </w:rPr>
+              <w:t>现在完成</w:t>
+            </w:r>
+          </w:p>
+        </w:tc>
+        <w:tc>
+          <w:tcPr>
+            <w:tcW w:type="dxa" w:w="3400"/>
+          </w:tcPr>
+          <w:p>
+            <w:r/>
+            <w:r>
+              <w:rPr>
+                <w:rFonts w:ascii="Times New Roman" w:hAnsi="Times New Roman" w:eastAsia="微软雅黑"/>
+                <w:b w:val="0"/>
+                <w:i w:val="0"/>
+                <w:sz w:val="20"/>
+              </w:rPr>
+              <w:t>have/has been done</w:t>
+            </w:r>
+          </w:p>
+        </w:tc>
+        <w:tc>
+          <w:tcPr>
+            <w:tcW w:type="dxa" w:w="3400"/>
+          </w:tcPr>
+          <w:p>
+            <w:r/>
+            <w:r>
+              <w:rPr>
+                <w:rFonts w:ascii="Times New Roman" w:hAnsi="Times New Roman" w:eastAsia="微软雅黑"/>
+                <w:b w:val="0"/>
+                <w:i w:val="0"/>
+                <w:sz w:val="20"/>
+              </w:rPr>
+              <w:t>The work has been finished.</w:t>
+            </w:r>
+          </w:p>
+        </w:tc>
+      </w:tr>
+      <w:tr>
+        <w:tc>
+          <w:tcPr>
+            <w:tcW w:type="dxa" w:w="3400"/>
+          </w:tcPr>
+          <w:p>
+            <w:r/>
+            <w:r>
+              <w:rPr>
+                <w:rFonts w:ascii="Times New Roman" w:hAnsi="Times New Roman" w:eastAsia="微软雅黑"/>
+                <w:b w:val="0"/>
+                <w:i w:val="0"/>
+                <w:sz w:val="20"/>
+              </w:rPr>
+              <w:t>过去完成</w:t>
+            </w:r>
+          </w:p>
+        </w:tc>
+        <w:tc>
+          <w:tcPr>
+            <w:tcW w:type="dxa" w:w="3400"/>
+          </w:tcPr>
+          <w:p>
+            <w:r/>
+            <w:r>
+              <w:rPr>
+                <w:rFonts w:ascii="Times New Roman" w:hAnsi="Times New Roman" w:eastAsia="微软雅黑"/>
+                <w:b w:val="0"/>
+                <w:i w:val="0"/>
+                <w:sz w:val="20"/>
+              </w:rPr>
+              <w:t>had been done</w:t>
+            </w:r>
+          </w:p>
+        </w:tc>
+        <w:tc>
+          <w:tcPr>
+            <w:tcW w:type="dxa" w:w="3400"/>
+          </w:tcPr>
+          <w:p>
+            <w:r/>
+            <w:r>
+              <w:rPr>
+                <w:rFonts w:ascii="Times New Roman" w:hAnsi="Times New Roman" w:eastAsia="微软雅黑"/>
+                <w:b w:val="0"/>
+                <w:i w:val="0"/>
+                <w:sz w:val="20"/>
+              </w:rPr>
+              <w:t>The thief had been caught.</w:t>
+            </w:r>
+          </w:p>
+        </w:tc>
+      </w:tr>
+      <w:tr>
+        <w:tc>
+          <w:tcPr>
+            <w:tcW w:type="dxa" w:w="3400"/>
+          </w:tcPr>
+          <w:p>
+            <w:r/>
+            <w:r>
+              <w:rPr>
+                <w:rFonts w:ascii="Times New Roman" w:hAnsi="Times New Roman" w:eastAsia="微软雅黑"/>
+                <w:b w:val="0"/>
+                <w:i w:val="0"/>
+                <w:sz w:val="20"/>
+              </w:rPr>
+              <w:t>含情态动词</w:t>
+            </w:r>
+          </w:p>
+        </w:tc>
+        <w:tc>
+          <w:tcPr>
+            <w:tcW w:type="dxa" w:w="3400"/>
+          </w:tcPr>
+          <w:p>
+            <w:r/>
+            <w:r>
+              <w:rPr>
+                <w:rFonts w:ascii="Times New Roman" w:hAnsi="Times New Roman" w:eastAsia="微软雅黑"/>
+                <w:b w:val="0"/>
+                <w:i w:val="0"/>
+                <w:sz w:val="20"/>
+              </w:rPr>
+              <w:t>情态动词 + be done</w:t>
+            </w:r>
+          </w:p>
+        </w:tc>
+        <w:tc>
+          <w:tcPr>
+            <w:tcW w:type="dxa" w:w="3400"/>
+          </w:tcPr>
+          <w:p>
+            <w:r/>
+            <w:r>
+              <w:rPr>
+                <w:rFonts w:ascii="Times New Roman" w:hAnsi="Times New Roman" w:eastAsia="微软雅黑"/>
+                <w:b w:val="0"/>
+                <w:i w:val="0"/>
+                <w:sz w:val="20"/>
+              </w:rPr>
+              <w:t>The rules must be followed.</w:t>
+            </w:r>
+          </w:p>
+        </w:tc>
+      </w:tr>
+    </w:tbl>
+    <w:p>
+      <w:pPr>
+        <w:spacing w:before="80"/>
+      </w:pPr>
+      <w:r>
+        <w:rPr>
+          <w:rFonts w:ascii="Times New Roman" w:hAnsi="Times New Roman" w:eastAsia="微软雅黑"/>
+          <w:b/>
+          <w:i w:val="0"/>
+          <w:color w:val="2E75B6"/>
+          <w:sz w:val="24"/>
+        </w:rPr>
+        <w:t>8.6 被动时态判断法</w:t>
       </w:r>
     </w:p>
     <w:p>
@@ -672,7 +1389,7 @@
           <w:color w:val="C00000"/>
           <w:sz w:val="22"/>
         </w:rPr>
-        <w:t>for + 时间段；since + 时间点/从句。</w:t>
+        <w:t>看时间标志词：now/every day → 一般现在；yesterday/ago/last → 一般过去；next/tomorrow → 一般将来；since/already → 现在完成；by + 过去时间 → 过去完成。</w:t>
       </w:r>
     </w:p>
     <w:p>
@@ -687,7 +1404,7 @@
           <w:i/>
           <w:sz w:val="22"/>
         </w:rPr>
-        <w:t xml:space="preserve">He has lived here since 2020, and I have known him for six years.　</w:t>
+        <w:t xml:space="preserve">The homework has been finished already, and a new hospital will be built in our district next year.　</w:t>
       </w:r>
       <w:r>
         <w:rPr>
@@ -697,7 +1414,7 @@
           <w:color w:val="595959"/>
           <w:sz w:val="22"/>
         </w:rPr>
-        <w:t>他自2020年住在这里，我认识他六年了。</w:t>
+        <w:t>作业已经完成了，一座新医院明年将在我们区建成。</w:t>
       </w:r>
     </w:p>
     <w:p>
@@ -712,7 +1429,7 @@
           <w:color w:val="2E75B6"/>
           <w:sz w:val="24"/>
         </w:rPr>
-        <w:t>8.3 过去完成时</w:t>
+        <w:t>8.7 易错点</w:t>
       </w:r>
     </w:p>
     <w:p>
@@ -723,37 +1440,26 @@
       <w:r>
         <w:rPr>
           <w:rFonts w:ascii="Times New Roman" w:hAnsi="Times New Roman" w:eastAsia="微软雅黑"/>
-          <w:b/>
+          <w:b w:val="0"/>
           <w:i w:val="0"/>
-          <w:color w:val="C00000"/>
           <w:sz w:val="22"/>
         </w:rPr>
-        <w:t>had + 过去分词，表过去的过去；标志：by + 过去时间、before + 过去动作。</w:t>
+        <w:t>不及物动词（happen/take place/rise）没有被动语态；there be 结构没有被动。</w:t>
       </w:r>
     </w:p>
     <w:p>
       <w:pPr>
-        <w:spacing w:lineRule="auto" w:line="312" w:after="20"/>
-        <w:ind w:left="340"/>
+        <w:pStyle w:val="ListBullet"/>
+        <w:spacing w:after="20"/>
       </w:pPr>
       <w:r>
         <w:rPr>
           <w:rFonts w:ascii="Times New Roman" w:hAnsi="Times New Roman" w:eastAsia="微软雅黑"/>
           <w:b w:val="0"/>
-          <w:i/>
+          <w:i w:val="0"/>
           <w:sz w:val="22"/>
         </w:rPr>
-        <w:t xml:space="preserve">The train had left when I got to the station.　</w:t>
-      </w:r>
-      <w:r>
-        <w:rPr>
-          <w:rFonts w:ascii="Times New Roman" w:hAnsi="Times New Roman" w:eastAsia="微软雅黑"/>
-          <w:b w:val="0"/>
-          <w:i w:val="0"/>
-          <w:color w:val="595959"/>
-          <w:sz w:val="22"/>
-        </w:rPr>
-        <w:t>我到车站时火车已经开走了。</w:t>
+        <w:t>被动句的 be 必须随主语和时态变化（is/are/was/were/has been/will be），不可只写过去分词。</w:t>
       </w:r>
     </w:p>
     <w:p>
@@ -782,7 +1488,7 @@
           <w:i w:val="0"/>
           <w:sz w:val="22"/>
         </w:rPr>
-        <w:t>1. He has lived in this city ___ 2020, when he moved here from the south, and I have known him ___ six years, since we became classmates in junior high school.</w:t>
+        <w:t>1. The good news, which came this morning, made everyone ___ , and the headmaster, who was moved, ___ us warmly for our hard work.</w:t>
       </w:r>
     </w:p>
     <w:p>
@@ -797,7 +1503,7 @@
           <w:i w:val="0"/>
           <w:sz w:val="21"/>
         </w:rPr>
-        <w:t>A. for / for　B. since / since　C. since / for　D. for / since</w:t>
+        <w:t>A. happy / thanked　B. happily / thanking　C. happiness / thanks　D. happier / thank</w:t>
       </w:r>
     </w:p>
     <w:p>
@@ -812,7 +1518,7 @@
           <w:color w:val="C00000"/>
           <w:sz w:val="21"/>
         </w:rPr>
-        <w:t>答案：(1)C (2)C　解析：空1：2020（时间点）→ since。空2：six years（时间段）→ for。</w:t>
+        <w:t>答案：(1)A (2)A　解析：空1：make + 宾语 + 宾补（形容词）→ happy（SVOC）。空2：谓语 thanked（过去时）。</w:t>
       </w:r>
     </w:p>
     <w:p>
@@ -826,7 +1532,7 @@
           <w:i w:val="0"/>
           <w:sz w:val="22"/>
         </w:rPr>
-        <w:t>2. By the time I got home, my mother ___ dinner, and my father, who came back earlier, ___ the dishes, so the kitchen was already clean and tidy.</w:t>
+        <w:t>2. She ___ a patient teacher, who always helps us with our problems, and she ___ very kind to every student in the class.</w:t>
       </w:r>
     </w:p>
     <w:p>
@@ -841,7 +1547,7 @@
           <w:i w:val="0"/>
           <w:sz w:val="21"/>
         </w:rPr>
-        <w:t>A. cooked / washed　B. had cooked / had washed　C. has cooked / has washed　D. cooks / washes</w:t>
+        <w:t>A. is / is　B. was / was　C. has been / has been　D. will be / will be</w:t>
       </w:r>
     </w:p>
     <w:p>
@@ -856,7 +1562,7 @@
           <w:color w:val="C00000"/>
           <w:sz w:val="21"/>
         </w:rPr>
-        <w:t>答案：(1)B (2)B　解析：空1/空2：by the time + 过去时，主句用过去完成 had done → had cooked / had washed。</w:t>
+        <w:t>答案：(1)A (2)A　解析：空1：系动词 is + 表语（主系表）。空2：is kind 主系表（并列同构）。</w:t>
       </w:r>
     </w:p>
     <w:p>
@@ -870,7 +1576,7 @@
           <w:i w:val="0"/>
           <w:sz w:val="22"/>
         </w:rPr>
-        <w:t>3. He ___ just finished his homework when his mother came in, and he ___ already cleaned his room before she arrived, which surprised her a lot.</w:t>
+        <w:t>3. The teacher ___ us some useful advice on study, and she also ___ her own books to us, which moved us deeply.</w:t>
       </w:r>
     </w:p>
     <w:p>
@@ -885,7 +1591,7 @@
           <w:i w:val="0"/>
           <w:sz w:val="21"/>
         </w:rPr>
-        <w:t>A. has / had　B. had / has　C. has / has　D. had / had</w:t>
+        <w:t>A. gave / lent　B. gives / borrows　C. gave / borrowed　D. gives / lent</w:t>
       </w:r>
     </w:p>
     <w:p>
@@ -900,7 +1606,7 @@
           <w:color w:val="C00000"/>
           <w:sz w:val="21"/>
         </w:rPr>
-        <w:t>答案：(1)A (2)A　解析：空1：just + 现在完成 → has。空2：before she arrived（过去）+ already → had 过去完成。</w:t>
+        <w:t>答案：(1)A (2)A　解析：空1：双宾语 give sb sth → gave（SVOO）。空2：lend sth to sb → lent。</w:t>
       </w:r>
     </w:p>
     <w:p>
@@ -914,7 +1620,7 @@
           <w:i w:val="0"/>
           <w:sz w:val="22"/>
         </w:rPr>
-        <w:t>4. I ___ to Beijing twice, and last summer I ___ there with my parents, who work in a big hospital, so I know the city quite well now.</w:t>
+        <w:t>4. ___ he will come or not is still a question, and it ___ on the weather, which changes quickly these days.</w:t>
       </w:r>
     </w:p>
     <w:p>
@@ -929,7 +1635,7 @@
           <w:i w:val="0"/>
           <w:sz w:val="21"/>
         </w:rPr>
-        <w:t>A. have been / went　B. went / have been　C. have gone / went　D. went / had gone</w:t>
+        <w:t>A. Whether / depends　B. If / depend　C. That / is depending　D. What / doesn't</w:t>
       </w:r>
     </w:p>
     <w:p>
@@ -944,7 +1650,7 @@
           <w:color w:val="C00000"/>
           <w:sz w:val="21"/>
         </w:rPr>
-        <w:t>答案：(1)A (2)A　解析：空1：twice 表经历 → have been。空2：last summer 过去时间点 → went。</w:t>
+        <w:t>答案：(1)A (2)A　解析：空1：主语从句表是否 → Whether（作主语）。空2：主谓一致 depends on（主语 it 单数）。</w:t>
       </w:r>
     </w:p>
     <w:p>
@@ -958,7 +1664,7 @@
           <w:i w:val="0"/>
           <w:sz w:val="22"/>
         </w:rPr>
-        <w:t>5. While I ___ my homework in my room, my little brother, who is only three years old, ___ into the room quietly and broke my favorite cup, which I received as a gift.</w:t>
+        <w:t>5. The news ___ me very happy, and it ___ us that the exam had been put off, which was a great relief.</w:t>
       </w:r>
     </w:p>
     <w:p>
@@ -973,7 +1679,7 @@
           <w:i w:val="0"/>
           <w:sz w:val="21"/>
         </w:rPr>
-        <w:t>A. was doing / came　B. did / was coming　C. have done / comes　D. had done / had come</w:t>
+        <w:t>A. made / told　B. makes / tells　C. made / tells　D. makes / told</w:t>
       </w:r>
     </w:p>
     <w:p>
@@ -988,7 +1694,7 @@
           <w:color w:val="C00000"/>
           <w:sz w:val="21"/>
         </w:rPr>
-        <w:t>答案：(1)A (2)A　解析：空1：while + 过去进行 → was doing。空2：短暂动作打断 → came（一般过去）。</w:t>
+        <w:t>答案：(1)A (2)A　解析：空1：make sb adj（SVOC）→ made。空2：tell sb sth（SVOO）→ told（并列同构）。</w:t>
       </w:r>
     </w:p>
     <w:p>
@@ -1002,7 +1708,7 @@
           <w:i w:val="0"/>
           <w:sz w:val="22"/>
         </w:rPr>
-        <w:t>6. She has worked in the bank ___ ten years, and she ___ in a small office before she got this job, which pays much better than the old one.</w:t>
+        <w:t>6. The homework ___ already, so you ___ to hand it in now, which is good news for you and your classmates.</w:t>
       </w:r>
     </w:p>
     <w:p>
@@ -1017,7 +1723,7 @@
           <w:i w:val="0"/>
           <w:sz w:val="21"/>
         </w:rPr>
-        <w:t>A. for / worked　B. since / works　C. for / works　D. since / worked</w:t>
+        <w:t>A. has been finished / are allowed　B. has finished / allow　C. finished / allowed　D. is finishing / are allowing</w:t>
       </w:r>
     </w:p>
     <w:p>
@@ -1032,7 +1738,7 @@
           <w:color w:val="C00000"/>
           <w:sz w:val="21"/>
         </w:rPr>
-        <w:t>答案：(1)A (2)A　解析：空1：ten years 时间段 → for。空2：before she got（过去）→ 一般过去 worked。</w:t>
+        <w:t>答案：(1)A (2)A　解析：空1：already → 现在完成被动 has been finished。空2：be allowed to 被允许。</w:t>
       </w:r>
     </w:p>
     <w:p>
@@ -1046,7 +1752,7 @@
           <w:i w:val="0"/>
           <w:sz w:val="22"/>
         </w:rPr>
-        <w:t>7. The train ___ already left when we arrived at the station, and we ___ to wait for the next one, which came two hours later, so we missed the meeting.</w:t>
+        <w:t>7. A new hospital ___ in our district next year, and the old one ___ down last month, both of which are reported in the news.</w:t>
       </w:r>
     </w:p>
     <w:p>
@@ -1061,7 +1767,7 @@
           <w:i w:val="0"/>
           <w:sz w:val="21"/>
         </w:rPr>
-        <w:t>A. had / had　B. has / have　C. had / has　D. has / had</w:t>
+        <w:t>A. will be built / was pulled　B. will build / pulled　C. is building / is pulled　D. built / pulls</w:t>
       </w:r>
     </w:p>
     <w:p>
@@ -1076,7 +1782,7 @@
           <w:color w:val="C00000"/>
           <w:sz w:val="21"/>
         </w:rPr>
-        <w:t>答案：(1)A (2)A　解析：空1：arrived（过去）之前火车已离开 → had left。空2：had to 不得不（过去）→ had。</w:t>
+        <w:t>答案：(1)A (2)A　解析：空1：next year + 被动 → 将来被动 will be built。空2：last month + 被动 → 过去被动 was pulled（对比）。</w:t>
       </w:r>
     </w:p>
     <w:p>
@@ -1090,7 +1796,7 @@
           <w:i w:val="0"/>
           <w:sz w:val="22"/>
         </w:rPr>
-        <w:t>8. This is the most beautiful place that I ___ ever visited, and I ___ never seen such a wonderful view before in my whole life, which makes me want to stay forever.</w:t>
+        <w:t>8. The thief ___ by the police before he could escape from the building, and he ___ to the police station at once.</w:t>
       </w:r>
     </w:p>
     <w:p>
@@ -1105,7 +1811,7 @@
           <w:i w:val="0"/>
           <w:sz w:val="21"/>
         </w:rPr>
-        <w:t>A. have / have　B. had / had　C. has / has　D. had / have</w:t>
+        <w:t>A. had been caught / was taken　B. was caught / has taken　C. has been caught / takes　D. caught / was taking</w:t>
       </w:r>
     </w:p>
     <w:p>
@@ -1120,7 +1826,7 @@
           <w:color w:val="C00000"/>
           <w:sz w:val="21"/>
         </w:rPr>
-        <w:t>答案：(1)A (2)A　解析：空1/空2：ever / never + 现在完成 → have visited / have seen。</w:t>
+        <w:t>答案：(1)A (2)A　解析：空1：逃跑前已被抓（过去的过去）→ 过去完成被动 had been caught。空2：被带到派出所 → 一般过去被动 was taken。</w:t>
       </w:r>
     </w:p>
     <w:p>
@@ -1134,7 +1840,7 @@
           <w:i w:val="0"/>
           <w:sz w:val="22"/>
         </w:rPr>
-        <w:t>9. Great changes ___ taken place in our hometown since 2010, when I ___ a little boy, and many new buildings have appeared along the river, which used to be empty fields.</w:t>
+        <w:t>9. The problem, which is very difficult for beginners, should ___ carefully, and it ___ at the meeting yesterday, but no agreement was reached.</w:t>
       </w:r>
     </w:p>
     <w:p>
@@ -1149,7 +1855,7 @@
           <w:i w:val="0"/>
           <w:sz w:val="21"/>
         </w:rPr>
-        <w:t>A. have / was　B. had / am　C. have / have been　D. had / was</w:t>
+        <w:t>A. be considered / was discussed　B. consider / discussed　C. be considering / is discussed　D. considered / was discussing</w:t>
       </w:r>
     </w:p>
     <w:p>
@@ -1164,7 +1870,7 @@
           <w:color w:val="C00000"/>
           <w:sz w:val="21"/>
         </w:rPr>
-        <w:t>答案：(1)A (2)A　解析：空1：since 2010 + 现在完成 → have taken。空2：when I was a little boy（过去）→ was。</w:t>
+        <w:t>答案：(1)A (2)A　解析：空1：情态被动 should be considered。空2：yesterday + 被动 → 一般过去被动 was discussed。</w:t>
       </w:r>
     </w:p>
     <w:p>
@@ -1178,7 +1884,7 @@
           <w:i w:val="0"/>
           <w:sz w:val="22"/>
         </w:rPr>
-        <w:t>10. After he ___ his work carefully, he went to bed, and he ___ up early the next morning to catch the early train, which left at six o'clock sharp.</w:t>
+        <w:t>10. English ___ in many countries, and the Great Wall ___ by millions of tourists since it became world-famous, which makes us proud.</w:t>
       </w:r>
     </w:p>
     <w:p>
@@ -1193,7 +1899,7 @@
           <w:i w:val="0"/>
           <w:sz w:val="21"/>
         </w:rPr>
-        <w:t>A. finished / woke　B. had finished / woke　C. has finished / wakes　D. finishes / has woken</w:t>
+        <w:t>A. is spoken / has been visited　B. speaks / visited　C. is speaking / visits　D. spoke / visiting</w:t>
       </w:r>
     </w:p>
     <w:p>
@@ -1208,7 +1914,7 @@
           <w:color w:val="C00000"/>
           <w:sz w:val="21"/>
         </w:rPr>
-        <w:t>答案：(1)B (2)B　解析：空1：after + 过去完成（先完成再睡）→ had finished。空2：一般过去 → woke。</w:t>
+        <w:t>答案：(1)A (2)A　解析：空1：一般现在被动 is spoken。空2：since + 被动 → 现在完成被动 has been visited。</w:t>
       </w:r>
     </w:p>
     <w:p>
@@ -1262,7 +1968,7 @@
           <w:color w:val="7F4F00"/>
           <w:sz w:val="21"/>
         </w:rPr>
-        <w:t>词库：since　for　had left　was watching　has been　will visit　have lived　had eaten　has gone　have known　will come　had never seen</w:t>
+        <w:t>词库：is spoken　is cleaned　was built　is being built　are planted　had been repaired　will be held　should be protected　can be used　are made</w:t>
       </w:r>
     </w:p>
     <w:p>
@@ -1277,7 +1983,7 @@
           <w:i w:val="0"/>
           <w:sz w:val="22"/>
         </w:rPr>
-        <w:t>My grandparents (1) ____ in this small town since 1980, and I have known them (2) ____ almost twenty years. Last year, I went to visit them during the summer holiday, although I had been busy with my studies.</w:t>
+        <w:t>Our school is a beautiful place. English (1) ____ in many classes every day, because the school wants to improve our spoken English. The library (2) ____ by the students on duty every morning, so it is always clean and tidy.</w:t>
       </w:r>
     </w:p>
     <w:p>
@@ -1292,7 +1998,7 @@
           <w:i w:val="0"/>
           <w:sz w:val="22"/>
         </w:rPr>
-        <w:t>When I arrived at their house, they (3) ____ lunch, because they knew I would come early. At that time, my grandma (4) ____ TV in the living room, while my grandpa was reading a newspaper. They were so happy to see me that they kept asking about my life.</w:t>
+        <w:t>The teaching building (3) ____ last year, and it was designed by a famous architect, which makes it special. Now, a new playground (4) ____ in the back of the school, and it will be finished next month. The flowers (5) ____ along the road every spring, which makes the campus more and more beautiful.</w:t>
       </w:r>
     </w:p>
     <w:p>
@@ -1307,7 +2013,7 @@
           <w:i w:val="0"/>
           <w:sz w:val="22"/>
         </w:rPr>
-        <w:t>My grandma told me that she (5) ____ the housework before I came, so the room was very clean. My grandpa said, I (6) ____ to Shanghai three times, but I (7) ____ such a beautiful park as the one there. We (8) ____ you next month, if the weather is fine.</w:t>
+        <w:t>The old library (6) ____ before the new one was opened, so that the books could be moved safely, which was very important. A speech contest (7) ____ in the hall next Friday, and every student is welcome to join it. The environment (8) ____ by all of us, though some students still throw rubbish on the ground sometimes.</w:t>
       </w:r>
     </w:p>
     <w:p>
@@ -1322,7 +2028,7 @@
           <w:i w:val="0"/>
           <w:sz w:val="22"/>
         </w:rPr>
-        <w:t>I was deeply moved by their words. Before I left, my grandma reminded me that she (9) ____ me since I was a little child, and she would always care about me. This town (10) ____ my spiritual home forever.</w:t>
+        <w:t>Computers (9) ____ in our computer room, and the machines (10) ____ by the workers, which is very convenient for us all.</w:t>
       </w:r>
     </w:p>
     <w:p>
@@ -1352,7 +2058,7 @@
           <w:color w:val="C00000"/>
           <w:sz w:val="21"/>
         </w:rPr>
-        <w:t>1. have lived　since 1980 → 现在完成。</w:t>
+        <w:t>1. is spoken　一般现在被动（每天被说）。</w:t>
       </w:r>
     </w:p>
     <w:p>
@@ -1367,7 +2073,7 @@
           <w:color w:val="C00000"/>
           <w:sz w:val="21"/>
         </w:rPr>
-        <w:t>2. for　twenty years → for。</w:t>
+        <w:t>2. is cleaned　一般现在被动（被打扫）。</w:t>
       </w:r>
     </w:p>
     <w:p>
@@ -1382,7 +2088,7 @@
           <w:color w:val="C00000"/>
           <w:sz w:val="21"/>
         </w:rPr>
-        <w:t>3. had eaten　我到前已吃完 → 过去完成 had eaten（lunch 搭配 eat）。</w:t>
+        <w:t>3. was built　去年 + 被动 → 一般过去被动。</w:t>
       </w:r>
     </w:p>
     <w:p>
@@ -1397,7 +2103,7 @@
           <w:color w:val="C00000"/>
           <w:sz w:val="21"/>
         </w:rPr>
-        <w:t>4. was watching　当时正在看 → 过去进行。</w:t>
+        <w:t>4. is being built　now + 正在被建 → 现在进行被动。</w:t>
       </w:r>
     </w:p>
     <w:p>
@@ -1412,7 +2118,7 @@
           <w:color w:val="C00000"/>
           <w:sz w:val="21"/>
         </w:rPr>
-        <w:t>5. had finished　我来前已完成 → 过去完成。</w:t>
+        <w:t>5. are planted　每年春天被种 → 一般现在被动。</w:t>
       </w:r>
     </w:p>
     <w:p>
@@ -1427,7 +2133,7 @@
           <w:color w:val="C00000"/>
           <w:sz w:val="21"/>
         </w:rPr>
-        <w:t>6. has been　three times → has been to。</w:t>
+        <w:t>6. had been repaired　新馆开放前已被修 → 过去完成被动。</w:t>
       </w:r>
     </w:p>
     <w:p>
@@ -1442,7 +2148,7 @@
           <w:color w:val="C00000"/>
           <w:sz w:val="21"/>
         </w:rPr>
-        <w:t>7. had never seen　从未见过 → 过去完成否定。</w:t>
+        <w:t>7. will be held　下周将被举行 → 一般将来被动。</w:t>
       </w:r>
     </w:p>
     <w:p>
@@ -1457,7 +2163,7 @@
           <w:color w:val="C00000"/>
           <w:sz w:val="21"/>
         </w:rPr>
-        <w:t>8. will visit　下月 → will visit。</w:t>
+        <w:t>8. should be protected　情态被动（应被保护）。</w:t>
       </w:r>
     </w:p>
     <w:p>
@@ -1472,7 +2178,7 @@
           <w:color w:val="C00000"/>
           <w:sz w:val="21"/>
         </w:rPr>
-        <w:t>9. has known　since 从句 → 现在完成。</w:t>
+        <w:t>9. can be used　情态被动（能被使用）。</w:t>
       </w:r>
     </w:p>
     <w:p>
@@ -1487,7 +2193,7 @@
           <w:color w:val="C00000"/>
           <w:sz w:val="21"/>
         </w:rPr>
-        <w:t>10. will be　将永远是 → will be。</w:t>
+        <w:t>10. are made　机器被制造 → 一般现在被动。</w:t>
       </w:r>
     </w:p>
     <w:p>
@@ -1531,7 +2237,7 @@
           <w:i w:val="0"/>
           <w:sz w:val="22"/>
         </w:rPr>
-        <w:t>1. 我到车站时火车已经开走了，所以我等了下一班。</w:t>
+        <w:t>1. 这个消息让我非常开心，它也告诉我们考试延期了。</w:t>
       </w:r>
     </w:p>
     <w:p>
@@ -1543,7 +2249,7 @@
           <w:color w:val="C00000"/>
           <w:sz w:val="21"/>
         </w:rPr>
-        <w:t>参考译文：The train had left when I got to the station, so I waited for the next one.</w:t>
+        <w:t>参考译文：The news made me very happy, and it told us that the exam had been put off.</w:t>
       </w:r>
     </w:p>
     <w:p>
@@ -1555,7 +2261,7 @@
           <w:color w:val="C00000"/>
           <w:sz w:val="20"/>
         </w:rPr>
-        <w:t>考点：过去完成 + so 因果。</w:t>
+        <w:t>考点：SVOC 主谓宾补 + SVOO 双宾 + 宾语从句。</w:t>
       </w:r>
     </w:p>
     <w:p>
@@ -1569,7 +2275,7 @@
           <w:i w:val="0"/>
           <w:sz w:val="22"/>
         </w:rPr>
-        <w:t>2. 我学英语已经五年了，现在能读英文小说了。</w:t>
+        <w:t>2. 作业已经被完成了，你现在可以回家了。</w:t>
       </w:r>
     </w:p>
     <w:p>
@@ -1581,7 +2287,7 @@
           <w:color w:val="C00000"/>
           <w:sz w:val="21"/>
         </w:rPr>
-        <w:t>参考译文：I have learned English for five years, and I can read English novels now.</w:t>
+        <w:t>参考译文：The homework has been finished, so you are allowed to go home now.</w:t>
       </w:r>
     </w:p>
     <w:p>
@@ -1593,7 +2299,7 @@
           <w:color w:val="C00000"/>
           <w:sz w:val="20"/>
         </w:rPr>
-        <w:t>考点：for 时间段 + 现在完成 + 并列。</w:t>
+        <w:t>考点：现在完成被动 + be allowed to。</w:t>
       </w:r>
     </w:p>
     <w:p>
@@ -1607,7 +2313,7 @@
           <w:i w:val="0"/>
           <w:sz w:val="22"/>
         </w:rPr>
-        <w:t>3. 她自2018年起就住在长沙，她在这里住了六年了。</w:t>
+        <w:t>3. 一座新医院明年将在我们区建成。</w:t>
       </w:r>
     </w:p>
     <w:p>
@@ -1619,7 +2325,7 @@
           <w:color w:val="C00000"/>
           <w:sz w:val="21"/>
         </w:rPr>
-        <w:t>参考译文：She has lived in Changsha since 2018, and she has been here for six years.</w:t>
+        <w:t>参考译文：A new hospital will be built in our district next year.</w:t>
       </w:r>
     </w:p>
     <w:p>
@@ -1631,7 +2337,7 @@
           <w:color w:val="C00000"/>
           <w:sz w:val="20"/>
         </w:rPr>
-        <w:t>考点：since 时间点 + for 时间段同义转述。</w:t>
+        <w:t>考点：一般将来被动 will be built。</w:t>
       </w:r>
     </w:p>
     <w:sectPr>
